--- a/bylines/commentaries/Sibley Creek Data Commentary Template.docx
+++ b/bylines/commentaries/Sibley Creek Data Commentary Template.docx
@@ -246,7 +246,7 @@
           <w:sz w:val="20"/>
           <w:szCs w:val="20"/>
         </w:rPr>
-        <w:t>Economist</w:t>
+        <w:t>Research Analyst</w:t>
       </w:r>
     </w:p>
     <w:p>
@@ -280,6 +280,11 @@
     <w:p>
       <w:pPr>
         <w:spacing w:after="200" w:line="300" w:lineRule="auto"/>
+        <w:rPr>
+          <w:rFonts w:ascii="Manrope" w:hAnsi="Manrope" w:cs="Manrope"/>
+          <w:sz w:val="21"/>
+          <w:szCs w:val="21"/>
+        </w:rPr>
       </w:pPr>
       <w:r>
         <w:rPr>
@@ -291,75 +296,198 @@
         <w:t>[Lede paragraph: state the headline number, the consensus expectation, and the direction of surprise. Two to three sentences.]</w:t>
       </w:r>
     </w:p>
-    <w:tbl>
-      <w:tblPr>
-        <w:tblW w:w="9648" w:type="dxa"/>
-        <w:tblBorders>
-          <w:top w:val="dashed" w:sz="4" w:space="0" w:color="8C8C8C"/>
-          <w:left w:val="dashed" w:sz="4" w:space="0" w:color="8C8C8C"/>
-          <w:bottom w:val="dashed" w:sz="4" w:space="0" w:color="8C8C8C"/>
-          <w:right w:val="dashed" w:sz="4" w:space="0" w:color="8C8C8C"/>
-        </w:tblBorders>
-        <w:tblLayout w:type="fixed"/>
-        <w:tblCellMar>
-          <w:top w:w="1440" w:type="dxa"/>
-          <w:left w:w="120" w:type="dxa"/>
-          <w:bottom w:w="1440" w:type="dxa"/>
-          <w:right w:w="120" w:type="dxa"/>
-        </w:tblCellMar>
-        <w:tblLook w:val="04A0" w:firstRow="1" w:lastRow="0" w:firstColumn="1" w:lastColumn="0" w:noHBand="0" w:noVBand="1"/>
-      </w:tblPr>
-      <w:tblGrid>
-        <w:gridCol w:w="9648"/>
-      </w:tblGrid>
-      <w:tr>
-        <w:trPr>
-          <w:cantSplit/>
-        </w:trPr>
-        <w:tc>
-          <w:tcPr>
-            <w:tcW w:w="9648" w:type="dxa"/>
-            <w:tcBorders>
-              <w:top w:val="dashed" w:sz="4" w:space="0" w:color="8C8C8C"/>
-              <w:left w:val="dashed" w:sz="4" w:space="0" w:color="8C8C8C"/>
-              <w:bottom w:val="dashed" w:sz="4" w:space="0" w:color="8C8C8C"/>
-              <w:right w:val="dashed" w:sz="4" w:space="0" w:color="8C8C8C"/>
-            </w:tcBorders>
-          </w:tcPr>
-          <w:p>
-            <w:pPr>
-              <w:spacing w:after="0" w:line="240" w:lineRule="auto"/>
-              <w:jc w:val="center"/>
-            </w:pPr>
-            <w:r>
-              <w:rPr>
-                <w:rFonts w:ascii="Manrope" w:hAnsi="Manrope" w:cs="Manrope"/>
-                <w:i/>
-                <w:iCs/>
-                <w:color w:val="8C8C8C"/>
-                <w:sz w:val="18"/>
-                <w:szCs w:val="18"/>
-              </w:rPr>
-              <w:t>[ Chart — replace with image ]</w:t>
-            </w:r>
-          </w:p>
-        </w:tc>
-      </w:tr>
-    </w:tbl>
-    <w:p>
-      <w:pPr>
-        <w:spacing w:after="200" w:line="260" w:lineRule="auto"/>
-      </w:pPr>
-      <w:r>
-        <w:rPr>
-          <w:rFonts w:ascii="Manrope" w:hAnsi="Manrope" w:cs="Manrope"/>
-          <w:i/>
-          <w:iCs/>
-          <w:color w:val="595959"/>
-          <w:sz w:val="18"/>
-          <w:szCs w:val="18"/>
-        </w:rPr>
-        <w:t>Chart 1. [Caption: state the finding in one short sentence with a terminal period.]</w:t>
+    <w:p>
+      <w:pPr>
+        <w:pStyle w:val="ListParagraph"/>
+        <w:numPr>
+          <w:ilvl w:val="0"/>
+          <w:numId w:val="5"/>
+        </w:numPr>
+        <w:spacing w:after="200" w:line="300" w:lineRule="auto"/>
+        <w:rPr>
+          <w:rFonts w:ascii="Manrope" w:hAnsi="Manrope" w:cs="Manrope"/>
+          <w:sz w:val="21"/>
+          <w:szCs w:val="21"/>
+        </w:rPr>
+      </w:pPr>
+      <w:r>
+        <w:rPr>
+          <w:rFonts w:ascii="Manrope" w:hAnsi="Manrope" w:cs="Manrope"/>
+          <w:sz w:val="21"/>
+          <w:szCs w:val="21"/>
+        </w:rPr>
+        <w:t>m/m: 0.6</w:t>
+      </w:r>
+    </w:p>
+    <w:p>
+      <w:pPr>
+        <w:pStyle w:val="ListParagraph"/>
+        <w:numPr>
+          <w:ilvl w:val="0"/>
+          <w:numId w:val="5"/>
+        </w:numPr>
+        <w:spacing w:after="200" w:line="300" w:lineRule="auto"/>
+        <w:rPr>
+          <w:rFonts w:ascii="Manrope" w:hAnsi="Manrope" w:cs="Manrope"/>
+          <w:sz w:val="21"/>
+          <w:szCs w:val="21"/>
+        </w:rPr>
+      </w:pPr>
+      <w:r>
+        <w:rPr>
+          <w:rFonts w:ascii="Manrope" w:hAnsi="Manrope" w:cs="Manrope"/>
+          <w:sz w:val="21"/>
+          <w:szCs w:val="21"/>
+        </w:rPr>
+        <w:t>y/y: 3.1</w:t>
+      </w:r>
+    </w:p>
+    <w:p>
+      <w:pPr>
+        <w:pStyle w:val="ListParagraph"/>
+        <w:numPr>
+          <w:ilvl w:val="0"/>
+          <w:numId w:val="5"/>
+        </w:numPr>
+        <w:spacing w:after="200" w:line="300" w:lineRule="auto"/>
+        <w:rPr>
+          <w:rFonts w:ascii="Manrope" w:hAnsi="Manrope" w:cs="Manrope"/>
+          <w:sz w:val="21"/>
+          <w:szCs w:val="21"/>
+        </w:rPr>
+      </w:pPr>
+      <w:r>
+        <w:rPr>
+          <w:rFonts w:ascii="Manrope" w:hAnsi="Manrope" w:cs="Manrope"/>
+          <w:sz w:val="21"/>
+          <w:szCs w:val="21"/>
+        </w:rPr>
+        <w:t>core-median: 2.2</w:t>
+      </w:r>
+    </w:p>
+    <w:p>
+      <w:pPr>
+        <w:pStyle w:val="ListParagraph"/>
+        <w:numPr>
+          <w:ilvl w:val="0"/>
+          <w:numId w:val="5"/>
+        </w:numPr>
+        <w:spacing w:after="200" w:line="300" w:lineRule="auto"/>
+        <w:rPr>
+          <w:rFonts w:ascii="Manrope" w:hAnsi="Manrope" w:cs="Manrope"/>
+          <w:sz w:val="21"/>
+          <w:szCs w:val="21"/>
+        </w:rPr>
+      </w:pPr>
+      <w:r>
+        <w:rPr>
+          <w:rFonts w:ascii="Manrope" w:hAnsi="Manrope" w:cs="Manrope"/>
+          <w:sz w:val="21"/>
+          <w:szCs w:val="21"/>
+        </w:rPr>
+        <w:t>core-trim: 2.1</w:t>
+      </w:r>
+    </w:p>
+    <w:p>
+      <w:pPr>
+        <w:pStyle w:val="ListParagraph"/>
+        <w:numPr>
+          <w:ilvl w:val="0"/>
+          <w:numId w:val="5"/>
+        </w:numPr>
+        <w:spacing w:after="200" w:line="300" w:lineRule="auto"/>
+        <w:rPr>
+          <w:rFonts w:ascii="Manrope" w:hAnsi="Manrope" w:cs="Manrope"/>
+          <w:sz w:val="21"/>
+          <w:szCs w:val="21"/>
+        </w:rPr>
+      </w:pPr>
+      <w:r>
+        <w:rPr>
+          <w:rFonts w:ascii="Manrope" w:hAnsi="Manrope" w:cs="Manrope"/>
+          <w:sz w:val="21"/>
+          <w:szCs w:val="21"/>
+        </w:rPr>
+        <w:t>GasBuddy says national gasoline prices are currently about C$1.88 per litre, up 11 cents from April.</w:t>
+      </w:r>
+    </w:p>
+    <w:p>
+      <w:pPr>
+        <w:spacing w:after="200" w:line="300" w:lineRule="auto"/>
+        <w:rPr>
+          <w:rFonts w:ascii="Manrope ExtraBold" w:hAnsi="Manrope ExtraBold" w:cs="Manrope"/>
+          <w:sz w:val="32"/>
+          <w:szCs w:val="32"/>
+        </w:rPr>
+      </w:pPr>
+      <w:r>
+        <w:rPr>
+          <w:rFonts w:ascii="Manrope ExtraBold" w:hAnsi="Manrope ExtraBold" w:cs="Manrope"/>
+          <w:sz w:val="32"/>
+          <w:szCs w:val="32"/>
+          <w:highlight w:val="yellow"/>
+        </w:rPr>
+        <w:t>Headline inflation spiked to 3.1% on higher gas prices.</w:t>
+      </w:r>
+    </w:p>
+    <w:p>
+      <w:pPr>
+        <w:spacing w:after="200" w:line="300" w:lineRule="auto"/>
+      </w:pPr>
+      <w:r>
+        <w:rPr>
+          <w:noProof/>
+        </w:rPr>
+        <w:drawing>
+          <wp:inline distT="0" distB="0" distL="0" distR="0" wp14:anchorId="32FA17AE" wp14:editId="4BE736E9">
+            <wp:extent cx="4864735" cy="2798445"/>
+            <wp:effectExtent l="19050" t="19050" r="12065" b="20955"/>
+            <wp:docPr id="280426063" name="Picture 1"/>
+            <wp:cNvGraphicFramePr>
+              <a:graphicFrameLocks xmlns:a="http://schemas.openxmlformats.org/drawingml/2006/main" noChangeAspect="1"/>
+            </wp:cNvGraphicFramePr>
+            <a:graphic xmlns:a="http://schemas.openxmlformats.org/drawingml/2006/main">
+              <a:graphicData uri="http://schemas.openxmlformats.org/drawingml/2006/picture">
+                <pic:pic xmlns:pic="http://schemas.openxmlformats.org/drawingml/2006/picture">
+                  <pic:nvPicPr>
+                    <pic:cNvPr id="0" name="Picture 2"/>
+                    <pic:cNvPicPr>
+                      <a:picLocks noChangeAspect="1" noChangeArrowheads="1"/>
+                    </pic:cNvPicPr>
+                  </pic:nvPicPr>
+                  <pic:blipFill>
+                    <a:blip r:embed="rId9">
+                      <a:extLst>
+                        <a:ext uri="{28A0092B-C50C-407E-A947-70E740481C1C}">
+                          <a14:useLocalDpi xmlns:a14="http://schemas.microsoft.com/office/drawing/2010/main" val="0"/>
+                        </a:ext>
+                      </a:extLst>
+                    </a:blip>
+                    <a:srcRect/>
+                    <a:stretch>
+                      <a:fillRect/>
+                    </a:stretch>
+                  </pic:blipFill>
+                  <pic:spPr bwMode="auto">
+                    <a:xfrm>
+                      <a:off x="0" y="0"/>
+                      <a:ext cx="4864735" cy="2798445"/>
+                    </a:xfrm>
+                    <a:prstGeom prst="rect">
+                      <a:avLst/>
+                    </a:prstGeom>
+                    <a:noFill/>
+                    <a:ln>
+                      <a:solidFill>
+                        <a:schemeClr val="tx1"/>
+                      </a:solidFill>
+                    </a:ln>
+                  </pic:spPr>
+                </pic:pic>
+              </a:graphicData>
+            </a:graphic>
+          </wp:inline>
+        </w:drawing>
       </w:r>
     </w:p>
     <w:p>
@@ -373,7 +501,52 @@
           <w:sz w:val="16"/>
           <w:szCs w:val="16"/>
         </w:rPr>
-        <w:t>Source: Statistics Canada; Sibley Creek.</w:t>
+        <w:t>Source: Statistics Canada</w:t>
+      </w:r>
+      <w:r>
+        <w:rPr>
+          <w:rFonts w:ascii="Manrope" w:hAnsi="Manrope" w:cs="Manrope"/>
+          <w:color w:val="595959"/>
+          <w:sz w:val="16"/>
+          <w:szCs w:val="16"/>
+        </w:rPr>
+        <w:t xml:space="preserve">, </w:t>
+      </w:r>
+      <w:r>
+        <w:rPr>
+          <w:rFonts w:ascii="Manrope" w:hAnsi="Manrope" w:cs="Manrope"/>
+          <w:color w:val="595959"/>
+          <w:sz w:val="16"/>
+          <w:szCs w:val="16"/>
+        </w:rPr>
+        <w:t>Sibley Creek</w:t>
+      </w:r>
+      <w:r>
+        <w:rPr>
+          <w:rFonts w:ascii="Manrope" w:hAnsi="Manrope" w:cs="Manrope"/>
+          <w:color w:val="595959"/>
+          <w:sz w:val="16"/>
+          <w:szCs w:val="16"/>
+        </w:rPr>
+        <w:t xml:space="preserve"> calculations</w:t>
+      </w:r>
+      <w:r>
+        <w:rPr>
+          <w:rFonts w:ascii="Manrope" w:hAnsi="Manrope" w:cs="Manrope"/>
+          <w:color w:val="595959"/>
+          <w:sz w:val="16"/>
+          <w:szCs w:val="16"/>
+        </w:rPr>
+        <w:t>.</w:t>
+      </w:r>
+      <w:r>
+        <w:rPr>
+          <w:rFonts w:ascii="Manrope" w:hAnsi="Manrope" w:cs="Manrope"/>
+          <w:color w:val="595959"/>
+          <w:sz w:val="16"/>
+          <w:szCs w:val="16"/>
+        </w:rPr>
+        <w:t xml:space="preserve"> Seasonally adjusted.</w:t>
       </w:r>
     </w:p>
     <w:p>
@@ -437,6 +610,7 @@
         <w:rPr>
           <w:rFonts w:ascii="Manrope SemiBold" w:hAnsi="Manrope SemiBold" w:cs="Manrope SemiBold"/>
         </w:rPr>
+        <w:lastRenderedPageBreak/>
         <w:t>What to watch</w:t>
       </w:r>
     </w:p>
@@ -565,17 +739,12 @@
           <w:sz w:val="20"/>
           <w:szCs w:val="20"/>
         </w:rPr>
-        <w:t>Economist</w:t>
+        <w:t>Research Analyst</w:t>
       </w:r>
     </w:p>
     <w:p>
       <w:pPr>
         <w:spacing w:before="60" w:after="0" w:line="260" w:lineRule="auto"/>
-      </w:pPr>
-    </w:p>
-    <w:p>
-      <w:pPr>
-        <w:spacing w:after="320" w:line="260" w:lineRule="auto"/>
       </w:pPr>
       <w:r>
         <w:rPr>
@@ -583,7 +752,7 @@
           <w:sz w:val="20"/>
           <w:szCs w:val="20"/>
         </w:rPr>
-        <w:br/>
+        <w:t>(</w:t>
       </w:r>
       <w:r>
         <w:rPr>
@@ -591,7 +760,41 @@
           <w:sz w:val="20"/>
           <w:szCs w:val="20"/>
         </w:rPr>
-        <w:br/>
+        <w:t>506</w:t>
+      </w:r>
+      <w:r>
+        <w:rPr>
+          <w:rFonts w:ascii="Manrope" w:hAnsi="Manrope" w:cs="Manrope"/>
+          <w:sz w:val="20"/>
+          <w:szCs w:val="20"/>
+        </w:rPr>
+        <w:t xml:space="preserve">) </w:t>
+      </w:r>
+      <w:r>
+        <w:rPr>
+          <w:rFonts w:ascii="Manrope" w:hAnsi="Manrope" w:cs="Manrope"/>
+          <w:sz w:val="20"/>
+          <w:szCs w:val="20"/>
+        </w:rPr>
+        <w:t>897-2466</w:t>
+      </w:r>
+    </w:p>
+    <w:p>
+      <w:pPr>
+        <w:spacing w:after="320" w:line="260" w:lineRule="auto"/>
+        <w:rPr>
+          <w:rFonts w:ascii="Manrope" w:hAnsi="Manrope" w:cs="Manrope"/>
+          <w:sz w:val="20"/>
+          <w:szCs w:val="20"/>
+        </w:rPr>
+      </w:pPr>
+      <w:r>
+        <w:rPr>
+          <w:rFonts w:ascii="Manrope" w:hAnsi="Manrope" w:cs="Manrope"/>
+          <w:sz w:val="20"/>
+          <w:szCs w:val="20"/>
+        </w:rPr>
+        <w:t>anhkhoi.pham@unb.ca</w:t>
       </w:r>
     </w:p>
     <w:p>
@@ -682,8 +885,8 @@
       </w:r>
     </w:p>
     <w:sectPr>
-      <w:headerReference w:type="default" r:id="rId9"/>
-      <w:footerReference w:type="default" r:id="rId10"/>
+      <w:headerReference w:type="default" r:id="rId10"/>
+      <w:footerReference w:type="default" r:id="rId11"/>
       <w:pgSz w:w="12240" w:h="15840"/>
       <w:pgMar w:top="1440" w:right="1440" w:bottom="1440" w:left="1440" w:header="708" w:footer="708" w:gutter="0"/>
       <w:cols w:space="708"/>
@@ -1078,9 +1281,9 @@
       <w:tblLook w:val="04A0" w:firstRow="1" w:lastRow="0" w:firstColumn="1" w:lastColumn="0" w:noHBand="0" w:noVBand="1"/>
     </w:tblPr>
     <w:tblGrid>
-      <w:gridCol w:w="591"/>
-      <w:gridCol w:w="4815"/>
-      <w:gridCol w:w="4242"/>
+      <w:gridCol w:w="585"/>
+      <w:gridCol w:w="4663"/>
+      <w:gridCol w:w="4112"/>
     </w:tblGrid>
     <w:tr>
       <w:tc>
@@ -1642,6 +1845,119 @@
     </w:lvl>
   </w:abstractNum>
   <w:abstractNum w:abstractNumId="3" w15:restartNumberingAfterBreak="0">
+    <w:nsid w:val="403563B8"/>
+    <w:multiLevelType w:val="hybridMultilevel"/>
+    <w:tmpl w:val="98462D3A"/>
+    <w:lvl w:ilvl="0" w:tplc="10090001">
+      <w:start w:val="1"/>
+      <w:numFmt w:val="bullet"/>
+      <w:lvlText w:val=""/>
+      <w:lvlJc w:val="left"/>
+      <w:pPr>
+        <w:ind w:left="720" w:hanging="360"/>
+      </w:pPr>
+      <w:rPr>
+        <w:rFonts w:ascii="Symbol" w:hAnsi="Symbol" w:hint="default"/>
+      </w:rPr>
+    </w:lvl>
+    <w:lvl w:ilvl="1" w:tplc="10090003" w:tentative="1">
+      <w:start w:val="1"/>
+      <w:numFmt w:val="bullet"/>
+      <w:lvlText w:val="o"/>
+      <w:lvlJc w:val="left"/>
+      <w:pPr>
+        <w:ind w:left="1440" w:hanging="360"/>
+      </w:pPr>
+      <w:rPr>
+        <w:rFonts w:ascii="Courier New" w:hAnsi="Courier New" w:cs="Courier New" w:hint="default"/>
+      </w:rPr>
+    </w:lvl>
+    <w:lvl w:ilvl="2" w:tplc="10090005" w:tentative="1">
+      <w:start w:val="1"/>
+      <w:numFmt w:val="bullet"/>
+      <w:lvlText w:val=""/>
+      <w:lvlJc w:val="left"/>
+      <w:pPr>
+        <w:ind w:left="2160" w:hanging="360"/>
+      </w:pPr>
+      <w:rPr>
+        <w:rFonts w:ascii="Wingdings" w:hAnsi="Wingdings" w:hint="default"/>
+      </w:rPr>
+    </w:lvl>
+    <w:lvl w:ilvl="3" w:tplc="10090001" w:tentative="1">
+      <w:start w:val="1"/>
+      <w:numFmt w:val="bullet"/>
+      <w:lvlText w:val=""/>
+      <w:lvlJc w:val="left"/>
+      <w:pPr>
+        <w:ind w:left="2880" w:hanging="360"/>
+      </w:pPr>
+      <w:rPr>
+        <w:rFonts w:ascii="Symbol" w:hAnsi="Symbol" w:hint="default"/>
+      </w:rPr>
+    </w:lvl>
+    <w:lvl w:ilvl="4" w:tplc="10090003" w:tentative="1">
+      <w:start w:val="1"/>
+      <w:numFmt w:val="bullet"/>
+      <w:lvlText w:val="o"/>
+      <w:lvlJc w:val="left"/>
+      <w:pPr>
+        <w:ind w:left="3600" w:hanging="360"/>
+      </w:pPr>
+      <w:rPr>
+        <w:rFonts w:ascii="Courier New" w:hAnsi="Courier New" w:cs="Courier New" w:hint="default"/>
+      </w:rPr>
+    </w:lvl>
+    <w:lvl w:ilvl="5" w:tplc="10090005" w:tentative="1">
+      <w:start w:val="1"/>
+      <w:numFmt w:val="bullet"/>
+      <w:lvlText w:val=""/>
+      <w:lvlJc w:val="left"/>
+      <w:pPr>
+        <w:ind w:left="4320" w:hanging="360"/>
+      </w:pPr>
+      <w:rPr>
+        <w:rFonts w:ascii="Wingdings" w:hAnsi="Wingdings" w:hint="default"/>
+      </w:rPr>
+    </w:lvl>
+    <w:lvl w:ilvl="6" w:tplc="10090001" w:tentative="1">
+      <w:start w:val="1"/>
+      <w:numFmt w:val="bullet"/>
+      <w:lvlText w:val=""/>
+      <w:lvlJc w:val="left"/>
+      <w:pPr>
+        <w:ind w:left="5040" w:hanging="360"/>
+      </w:pPr>
+      <w:rPr>
+        <w:rFonts w:ascii="Symbol" w:hAnsi="Symbol" w:hint="default"/>
+      </w:rPr>
+    </w:lvl>
+    <w:lvl w:ilvl="7" w:tplc="10090003" w:tentative="1">
+      <w:start w:val="1"/>
+      <w:numFmt w:val="bullet"/>
+      <w:lvlText w:val="o"/>
+      <w:lvlJc w:val="left"/>
+      <w:pPr>
+        <w:ind w:left="5760" w:hanging="360"/>
+      </w:pPr>
+      <w:rPr>
+        <w:rFonts w:ascii="Courier New" w:hAnsi="Courier New" w:cs="Courier New" w:hint="default"/>
+      </w:rPr>
+    </w:lvl>
+    <w:lvl w:ilvl="8" w:tplc="10090005" w:tentative="1">
+      <w:start w:val="1"/>
+      <w:numFmt w:val="bullet"/>
+      <w:lvlText w:val=""/>
+      <w:lvlJc w:val="left"/>
+      <w:pPr>
+        <w:ind w:left="6480" w:hanging="360"/>
+      </w:pPr>
+      <w:rPr>
+        <w:rFonts w:ascii="Wingdings" w:hAnsi="Wingdings" w:hint="default"/>
+      </w:rPr>
+    </w:lvl>
+  </w:abstractNum>
+  <w:abstractNum w:abstractNumId="4" w15:restartNumberingAfterBreak="0">
     <w:nsid w:val="45F22272"/>
     <w:multiLevelType w:val="multilevel"/>
     <w:tmpl w:val="2EC8143A"/>
@@ -1797,10 +2113,13 @@
     <w:abstractNumId w:val="2"/>
   </w:num>
   <w:num w:numId="3" w16cid:durableId="990524926">
-    <w:abstractNumId w:val="3"/>
+    <w:abstractNumId w:val="4"/>
   </w:num>
   <w:num w:numId="4" w16cid:durableId="1548493428">
     <w:abstractNumId w:val="0"/>
+  </w:num>
+  <w:num w:numId="5" w16cid:durableId="911239169">
+    <w:abstractNumId w:val="3"/>
   </w:num>
 </w:numbering>
 </file>
